--- a/quyet_dinh_thu_hoi_gpkd_template.docx
+++ b/quyet_dinh_thu_hoi_gpkd_template.docx
@@ -244,8 +244,8 @@
               </w:rPr>
               <w:t xml:space="preserve">CỘNG HÒA XÃ HỘI CHỦ NGHĨA VIỆT </w:t>
             </w:r>
-            <w:smartTag w:uri="urn:schemas-microsoft-com:office:smarttags" w:element="country-region">
-              <w:smartTag w:uri="urn:schemas-microsoft-com:office:smarttags" w:element="place">
+            <w:smartTag w:uri="urn:schemas-microsoft-com:office:smarttags" w:element="place">
+              <w:smartTag w:uri="urn:schemas-microsoft-com:office:smarttags" w:element="country-region">
                 <w:r>
                   <w:rPr>
                     <w:b/>
@@ -543,18 +543,8 @@
           <w:sz w:val="28"/>
           <w:szCs w:val="28"/>
         </w:rPr>
-        <w:t xml:space="preserve">Căn cứ Quyết định số 12/2025/QĐ-UBND ngày 01/7/2025 của Uỷ ban nhân dân tỉnh Bắc Ninh ban hành Quy định về chức năng, nhiệm vụ, quyền hạn của Sở Xây dựng tỉnh Bắc </w:t>
-      </w:r>
-      <w:proofErr w:type="gramStart"/>
-      <w:r>
-        <w:rPr>
-          <w:i/>
-          <w:sz w:val="28"/>
-          <w:szCs w:val="28"/>
-        </w:rPr>
-        <w:t>Ninh;</w:t>
-      </w:r>
-      <w:proofErr w:type="gramEnd"/>
+        <w:t>Căn cứ Quyết định số 12/2025/QĐ-UBND ngày 01/7/2025 của Uỷ ban nhân dân tỉnh Bắc Ninh ban hành Quy định về chức năng, nhiệm vụ, quyền hạn của Sở Xây dựng tỉnh Bắc Ninh;</w:t>
+      </w:r>
     </w:p>
     <w:p>
       <w:pPr>
@@ -574,18 +564,8 @@
           <w:sz w:val="28"/>
           <w:szCs w:val="28"/>
         </w:rPr>
-        <w:t>Căn cứ Văn bản thông báo ngừng hoạt động kinh doanh vận tải bằng xe ô tô của đơn vị vận tải (chi tiết tại Phụ lục đính kèm</w:t>
-      </w:r>
-      <w:proofErr w:type="gramStart"/>
-      <w:r>
-        <w:rPr>
-          <w:i/>
-          <w:sz w:val="28"/>
-          <w:szCs w:val="28"/>
-        </w:rPr>
-        <w:t>);</w:t>
-      </w:r>
-      <w:proofErr w:type="gramEnd"/>
+        <w:t>Căn cứ Văn bản thông báo ngừng hoạt động kinh doanh vận tải bằng xe ô tô của đơn vị vận tải (chi tiết tại Phụ lục đính kèm);</w:t>
+      </w:r>
     </w:p>
     <w:p>
       <w:pPr>
@@ -621,31 +601,7 @@
           <w:sz w:val="28"/>
           <w:szCs w:val="28"/>
         </w:rPr>
-        <w:t xml:space="preserve">Theo đề nghị của Trưởng phòng Vận tải và </w:t>
-      </w:r>
-      <w:proofErr w:type="gramStart"/>
-      <w:r>
-        <w:rPr>
-          <w:bCs/>
-          <w:i/>
-          <w:iCs/>
-          <w:spacing w:val="-4"/>
-          <w:sz w:val="28"/>
-          <w:szCs w:val="28"/>
-        </w:rPr>
-        <w:t>An</w:t>
-      </w:r>
-      <w:proofErr w:type="gramEnd"/>
-      <w:r>
-        <w:rPr>
-          <w:bCs/>
-          <w:i/>
-          <w:iCs/>
-          <w:spacing w:val="-4"/>
-          <w:sz w:val="28"/>
-          <w:szCs w:val="28"/>
-        </w:rPr>
-        <w:t xml:space="preserve"> toàn giao thông.</w:t>
+        <w:t>Theo đề nghị của Trưởng phòng Vận tải và An toàn giao thông.</w:t>
       </w:r>
     </w:p>
     <w:p>
@@ -797,27 +753,7 @@
           <w:sz w:val="28"/>
           <w:szCs w:val="28"/>
         </w:rPr>
-        <w:t xml:space="preserve">Giao Phòng Vận tải &amp; </w:t>
-      </w:r>
-      <w:proofErr w:type="gramStart"/>
-      <w:r>
-        <w:rPr>
-          <w:bCs/>
-          <w:spacing w:val="-4"/>
-          <w:sz w:val="28"/>
-          <w:szCs w:val="28"/>
-        </w:rPr>
-        <w:t>An</w:t>
-      </w:r>
-      <w:proofErr w:type="gramEnd"/>
-      <w:r>
-        <w:rPr>
-          <w:bCs/>
-          <w:spacing w:val="-4"/>
-          <w:sz w:val="28"/>
-          <w:szCs w:val="28"/>
-        </w:rPr>
-        <w:t xml:space="preserve"> toàn giao thông thực hiện chuyển trạng thái Giấy phép kinh doanh vận tải </w:t>
+        <w:t xml:space="preserve">Giao Phòng Vận tải &amp; An toàn giao thông thực hiện chuyển trạng thái Giấy phép kinh doanh vận tải </w:t>
       </w:r>
       <w:r>
         <w:rPr>
@@ -908,25 +844,7 @@
           <w:sz w:val="28"/>
           <w:szCs w:val="28"/>
         </w:rPr>
-        <w:t xml:space="preserve">&amp; </w:t>
-      </w:r>
-      <w:proofErr w:type="gramStart"/>
-      <w:r>
-        <w:rPr>
-          <w:bCs/>
-          <w:sz w:val="28"/>
-          <w:szCs w:val="28"/>
-        </w:rPr>
-        <w:t>An</w:t>
-      </w:r>
-      <w:proofErr w:type="gramEnd"/>
-      <w:r>
-        <w:rPr>
-          <w:bCs/>
-          <w:sz w:val="28"/>
-          <w:szCs w:val="28"/>
-        </w:rPr>
-        <w:t xml:space="preserve"> toàn giao thông, các</w:t>
+        <w:t>&amp; An toàn giao thông, các</w:t>
       </w:r>
       <w:r>
         <w:rPr>
@@ -996,41 +914,38 @@
                 <w:sz w:val="22"/>
                 <w:szCs w:val="22"/>
               </w:rPr>
-              <w:t xml:space="preserve">- Như Điều </w:t>
-            </w:r>
-            <w:proofErr w:type="gramStart"/>
-            <w:r>
+              <w:t>- Như Điều 3;</w:t>
+            </w:r>
+          </w:p>
+          <w:p>
+            <w:pPr>
               <w:rPr>
                 <w:sz w:val="22"/>
                 <w:szCs w:val="22"/>
               </w:rPr>
-              <w:t>3;</w:t>
-            </w:r>
-            <w:proofErr w:type="gramEnd"/>
-          </w:p>
-          <w:p>
-            <w:pPr>
+            </w:pPr>
+            <w:r>
               <w:rPr>
                 <w:sz w:val="22"/>
                 <w:szCs w:val="22"/>
               </w:rPr>
-            </w:pPr>
-            <w:r>
+              <w:t>- UBND tỉnh (b/c);</w:t>
+            </w:r>
+          </w:p>
+          <w:p>
+            <w:pPr>
               <w:rPr>
                 <w:sz w:val="22"/>
                 <w:szCs w:val="22"/>
               </w:rPr>
-              <w:t>- UBND tỉnh (b/c</w:t>
-            </w:r>
-            <w:proofErr w:type="gramStart"/>
+            </w:pPr>
             <w:r>
               <w:rPr>
                 <w:sz w:val="22"/>
                 <w:szCs w:val="22"/>
               </w:rPr>
-              <w:t>);</w:t>
-            </w:r>
-            <w:proofErr w:type="gramEnd"/>
+              <w:t>- GĐ và các PGĐ Sở;</w:t>
+            </w:r>
           </w:p>
           <w:p>
             <w:pPr>
@@ -1044,41 +959,38 @@
                 <w:sz w:val="22"/>
                 <w:szCs w:val="22"/>
               </w:rPr>
-              <w:t xml:space="preserve">- GĐ và các PGĐ </w:t>
-            </w:r>
-            <w:proofErr w:type="gramStart"/>
-            <w:r>
+              <w:t>- Thuế tỉnh Bắc Ninh (p/h);</w:t>
+            </w:r>
+          </w:p>
+          <w:p>
+            <w:pPr>
               <w:rPr>
                 <w:sz w:val="22"/>
                 <w:szCs w:val="22"/>
               </w:rPr>
-              <w:t>Sở;</w:t>
-            </w:r>
-            <w:proofErr w:type="gramEnd"/>
-          </w:p>
-          <w:p>
-            <w:pPr>
+            </w:pPr>
+            <w:r>
               <w:rPr>
                 <w:sz w:val="22"/>
                 <w:szCs w:val="22"/>
               </w:rPr>
-            </w:pPr>
-            <w:r>
+              <w:t>- Sở Xây dựng các tỉnh, thành phố (p/h);</w:t>
+            </w:r>
+          </w:p>
+          <w:p>
+            <w:pPr>
               <w:rPr>
                 <w:sz w:val="22"/>
                 <w:szCs w:val="22"/>
               </w:rPr>
-              <w:t>- Thuế tỉnh Bắc Ninh (p/h</w:t>
-            </w:r>
-            <w:proofErr w:type="gramStart"/>
+            </w:pPr>
             <w:r>
               <w:rPr>
                 <w:sz w:val="22"/>
                 <w:szCs w:val="22"/>
               </w:rPr>
-              <w:t>);</w:t>
-            </w:r>
-            <w:proofErr w:type="gramEnd"/>
+              <w:t>- UBND xã, phường nơi đơn vị đặt trụ sở (p/h);</w:t>
+            </w:r>
           </w:p>
           <w:p>
             <w:pPr>
@@ -1092,79 +1004,22 @@
                 <w:sz w:val="22"/>
                 <w:szCs w:val="22"/>
               </w:rPr>
-              <w:t>- Sở Xây dựng các tỉnh, thành phố (p/h</w:t>
-            </w:r>
-            <w:proofErr w:type="gramStart"/>
-            <w:r>
+              <w:t>- Văn phòng Sở (đăng Website);</w:t>
+            </w:r>
+          </w:p>
+          <w:p>
+            <w:pPr>
               <w:rPr>
                 <w:sz w:val="22"/>
                 <w:szCs w:val="22"/>
               </w:rPr>
-              <w:t>);</w:t>
-            </w:r>
-            <w:proofErr w:type="gramEnd"/>
-          </w:p>
-          <w:p>
-            <w:pPr>
+            </w:pPr>
+            <w:r>
               <w:rPr>
                 <w:sz w:val="22"/>
                 <w:szCs w:val="22"/>
               </w:rPr>
-            </w:pPr>
-            <w:r>
-              <w:rPr>
-                <w:sz w:val="22"/>
-                <w:szCs w:val="22"/>
-              </w:rPr>
-              <w:t>- UBND xã, phường nơi đơn vị đặt trụ sở (p/h</w:t>
-            </w:r>
-            <w:proofErr w:type="gramStart"/>
-            <w:r>
-              <w:rPr>
-                <w:sz w:val="22"/>
-                <w:szCs w:val="22"/>
-              </w:rPr>
-              <w:t>);</w:t>
-            </w:r>
-            <w:proofErr w:type="gramEnd"/>
-          </w:p>
-          <w:p>
-            <w:pPr>
-              <w:rPr>
-                <w:sz w:val="22"/>
-                <w:szCs w:val="22"/>
-              </w:rPr>
-            </w:pPr>
-            <w:r>
-              <w:rPr>
-                <w:sz w:val="22"/>
-                <w:szCs w:val="22"/>
-              </w:rPr>
-              <w:t>- Văn phòng Sở (đăng Website</w:t>
-            </w:r>
-            <w:proofErr w:type="gramStart"/>
-            <w:r>
-              <w:rPr>
-                <w:sz w:val="22"/>
-                <w:szCs w:val="22"/>
-              </w:rPr>
-              <w:t>);</w:t>
-            </w:r>
-            <w:proofErr w:type="gramEnd"/>
-          </w:p>
-          <w:p>
-            <w:pPr>
-              <w:rPr>
-                <w:sz w:val="22"/>
-                <w:szCs w:val="22"/>
-              </w:rPr>
-            </w:pPr>
-            <w:r>
-              <w:rPr>
-                <w:sz w:val="22"/>
-                <w:szCs w:val="22"/>
-              </w:rPr>
-              <w:t>- Lưu: VT, VT&amp;ATGT.</w:t>
+              <w:t>- Lưu: VT, VTATGT.</w:t>
             </w:r>
           </w:p>
         </w:tc>
@@ -1614,25 +1469,14 @@
                 <w:szCs w:val="20"/>
               </w:rPr>
             </w:pPr>
-            <w:proofErr w:type="gramStart"/>
-            <w:r>
-              <w:rPr>
-                <w:b/>
-                <w:bCs/>
-                <w:sz w:val="20"/>
-                <w:szCs w:val="20"/>
-              </w:rPr>
-              <w:t>Lý</w:t>
-            </w:r>
-            <w:proofErr w:type="gramEnd"/>
-            <w:r>
-              <w:rPr>
-                <w:b/>
-                <w:bCs/>
-                <w:sz w:val="20"/>
-                <w:szCs w:val="20"/>
-              </w:rPr>
-              <w:t xml:space="preserve"> do thu hồi</w:t>
+            <w:r>
+              <w:rPr>
+                <w:b/>
+                <w:bCs/>
+                <w:sz w:val="20"/>
+                <w:szCs w:val="20"/>
+              </w:rPr>
+              <w:t>Lý do thu hồi</w:t>
             </w:r>
           </w:p>
         </w:tc>
@@ -1941,30 +1785,14 @@
                 <w:sz w:val="20"/>
                 <w:szCs w:val="20"/>
               </w:rPr>
-              <w:t>{can_cu_thu_</w:t>
-            </w:r>
-            <w:proofErr w:type="gramStart"/>
-            <w:r>
-              <w:rPr>
-                <w:sz w:val="20"/>
-                <w:szCs w:val="20"/>
-              </w:rPr>
-              <w:t>hoi}</w:t>
+              <w:t>{can_cu_thu_hoi}</w:t>
             </w:r>
             <w:r>
               <w:rPr>
                 <w:sz w:val="4"/>
                 <w:szCs w:val="4"/>
               </w:rPr>
-              <w:t>{</w:t>
-            </w:r>
-            <w:proofErr w:type="gramEnd"/>
-            <w:r>
-              <w:rPr>
-                <w:sz w:val="4"/>
-                <w:szCs w:val="4"/>
-              </w:rPr>
-              <w:t>/don_vi_list}</w:t>
+              <w:t>{/don_vi_list}</w:t>
             </w:r>
           </w:p>
         </w:tc>

--- a/quyet_dinh_thu_hoi_gpkd_template.docx
+++ b/quyet_dinh_thu_hoi_gpkd_template.docx
@@ -34,14 +34,7 @@
                 <w:sz w:val="26"/>
                 <w:szCs w:val="28"/>
               </w:rPr>
-              <w:t xml:space="preserve">UBND TỈNH BẮC </w:t>
-            </w:r>
-            <w:r>
-              <w:rPr>
-                <w:sz w:val="26"/>
-                <w:szCs w:val="28"/>
-              </w:rPr>
-              <w:t>NINH</w:t>
+              <w:t>UBND TỈNH BẮC NINH</w:t>
             </w:r>
           </w:p>
           <w:p>
@@ -62,7 +55,7 @@
               <mc:AlternateContent>
                 <mc:Choice Requires="wps">
                   <w:drawing>
-                    <wp:anchor distT="0" distB="0" distL="114300" distR="114300" simplePos="0" relativeHeight="251657728" behindDoc="0" locked="0" layoutInCell="1" allowOverlap="1" wp14:anchorId="39762F88" wp14:editId="2B8701EE">
+                    <wp:anchor distT="0" distB="0" distL="114300" distR="114300" simplePos="0" relativeHeight="251660288" behindDoc="0" locked="0" layoutInCell="1" allowOverlap="1" wp14:anchorId="7AF12272" wp14:editId="0FC37B75">
                       <wp:simplePos x="0" y="0"/>
                       <wp:positionH relativeFrom="column">
                         <wp:posOffset>741045</wp:posOffset>
@@ -123,7 +116,7 @@
                 </mc:Choice>
                 <mc:Fallback>
                   <w:pict>
-                    <v:line w14:anchorId="35C74F64" id="Line 3" o:spid="_x0000_s1026" style="position:absolute;z-index:251657728;visibility:visible;mso-wrap-style:square;mso-width-percent:0;mso-height-percent:0;mso-wrap-distance-left:9pt;mso-wrap-distance-top:0;mso-wrap-distance-right:9pt;mso-wrap-distance-bottom:0;mso-position-horizontal:absolute;mso-position-horizontal-relative:text;mso-position-vertical:absolute;mso-position-vertical-relative:text;mso-width-percent:0;mso-height-percent:0;mso-width-relative:page;mso-height-relative:page" from="58.35pt,16.2pt" to="114.4pt,16.2pt" o:gfxdata="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" strokeweight="1pt"/>
+                    <v:line w14:anchorId="35095C45" id="Line 3" o:spid="_x0000_s1026" style="position:absolute;z-index:251660288;visibility:visible;mso-wrap-style:square;mso-width-percent:0;mso-height-percent:0;mso-wrap-distance-left:9pt;mso-wrap-distance-top:0;mso-wrap-distance-right:9pt;mso-wrap-distance-bottom:0;mso-position-horizontal:absolute;mso-position-horizontal-relative:text;mso-position-vertical:absolute;mso-position-vertical-relative:text;mso-width-percent:0;mso-height-percent:0;mso-width-relative:page;mso-height-relative:page" from="58.35pt,16.2pt" to="114.4pt,16.2pt" o:gfxdata="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" strokeweight="1pt"/>
                   </w:pict>
                 </mc:Fallback>
               </mc:AlternateContent>
@@ -134,15 +127,7 @@
                 <w:sz w:val="26"/>
                 <w:szCs w:val="28"/>
               </w:rPr>
-              <w:t xml:space="preserve">SỞ </w:t>
-            </w:r>
-            <w:r>
-              <w:rPr>
-                <w:b/>
-                <w:sz w:val="26"/>
-                <w:szCs w:val="28"/>
-              </w:rPr>
-              <w:t>XÂY DỰNG</w:t>
+              <w:t>SỞ XÂY DỰNG</w:t>
             </w:r>
           </w:p>
         </w:tc>
@@ -170,7 +155,7 @@
               <mc:AlternateContent>
                 <mc:Choice Requires="wps">
                   <w:drawing>
-                    <wp:anchor distT="0" distB="0" distL="114300" distR="114300" simplePos="0" relativeHeight="251656704" behindDoc="0" locked="0" layoutInCell="1" allowOverlap="1" wp14:anchorId="060A385F" wp14:editId="35129DA1">
+                    <wp:anchor distT="0" distB="0" distL="114300" distR="114300" simplePos="0" relativeHeight="251659264" behindDoc="0" locked="0" layoutInCell="1" allowOverlap="1" wp14:anchorId="5963FDB6" wp14:editId="6C091086">
                       <wp:simplePos x="0" y="0"/>
                       <wp:positionH relativeFrom="column">
                         <wp:posOffset>632460</wp:posOffset>
@@ -231,7 +216,7 @@
                 </mc:Choice>
                 <mc:Fallback>
                   <w:pict>
-                    <v:line w14:anchorId="54D580B4" id="Line 2" o:spid="_x0000_s1026" style="position:absolute;z-index:251656704;visibility:visible;mso-wrap-style:square;mso-width-percent:0;mso-height-percent:0;mso-wrap-distance-left:9pt;mso-wrap-distance-top:0;mso-wrap-distance-right:9pt;mso-wrap-distance-bottom:0;mso-position-horizontal:absolute;mso-position-horizontal-relative:text;mso-position-vertical:absolute;mso-position-vertical-relative:text;mso-width-percent:0;mso-height-percent:0;mso-width-relative:page;mso-height-relative:page" from="49.8pt,32.95pt" to="225.1pt,32.95pt" o:gfxdata="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" strokeweight="1pt"/>
+                    <v:line w14:anchorId="73260EE3" id="Line 2" o:spid="_x0000_s1026" style="position:absolute;z-index:251659264;visibility:visible;mso-wrap-style:square;mso-width-percent:0;mso-height-percent:0;mso-wrap-distance-left:9pt;mso-wrap-distance-top:0;mso-wrap-distance-right:9pt;mso-wrap-distance-bottom:0;mso-position-horizontal:absolute;mso-position-horizontal-relative:text;mso-position-vertical:absolute;mso-position-vertical-relative:text;mso-width-percent:0;mso-height-percent:0;mso-width-relative:page;mso-height-relative:page" from="49.8pt,32.95pt" to="225.1pt,32.95pt" o:gfxdata="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" strokeweight="1pt"/>
                   </w:pict>
                 </mc:Fallback>
               </mc:AlternateContent>
@@ -244,8 +229,8 @@
               </w:rPr>
               <w:t xml:space="preserve">CỘNG HÒA XÃ HỘI CHỦ NGHĨA VIỆT </w:t>
             </w:r>
-            <w:smartTag w:uri="urn:schemas-microsoft-com:office:smarttags" w:element="place">
-              <w:smartTag w:uri="urn:schemas-microsoft-com:office:smarttags" w:element="country-region">
+            <w:smartTag w:uri="urn:schemas-microsoft-com:office:smarttags" w:element="country-region">
+              <w:smartTag w:uri="urn:schemas-microsoft-com:office:smarttags" w:element="place">
                 <w:r>
                   <w:rPr>
                     <w:b/>
@@ -410,7 +395,7 @@
         <mc:AlternateContent>
           <mc:Choice Requires="wps">
             <w:drawing>
-              <wp:anchor distT="0" distB="0" distL="114300" distR="114300" simplePos="0" relativeHeight="251659776" behindDoc="0" locked="0" layoutInCell="1" allowOverlap="1" wp14:anchorId="7CED1B9C" wp14:editId="2F4922B0">
+              <wp:anchor distT="0" distB="0" distL="114300" distR="114300" simplePos="0" relativeHeight="251661312" behindDoc="0" locked="0" layoutInCell="1" allowOverlap="1" wp14:anchorId="32CBC39D" wp14:editId="4E1C3D45">
                 <wp:simplePos x="0" y="0"/>
                 <wp:positionH relativeFrom="column">
                   <wp:posOffset>2465705</wp:posOffset>
@@ -471,7 +456,7 @@
           </mc:Choice>
           <mc:Fallback>
             <w:pict>
-              <v:line w14:anchorId="3CDB41DE" id="Line 5" o:spid="_x0000_s1026" style="position:absolute;z-index:251659776;visibility:visible;mso-wrap-style:square;mso-width-percent:0;mso-height-percent:0;mso-wrap-distance-left:9pt;mso-wrap-distance-top:0;mso-wrap-distance-right:9pt;mso-wrap-distance-bottom:0;mso-position-horizontal:absolute;mso-position-horizontal-relative:text;mso-position-vertical:absolute;mso-position-vertical-relative:text;mso-width-percent:0;mso-height-percent:0;mso-width-relative:page;mso-height-relative:page" from="194.15pt,1.95pt" to="275.75pt,1.95pt" o:gfxdata="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" strokeweight="1pt"/>
+              <v:line w14:anchorId="615FE044" id="Line 5" o:spid="_x0000_s1026" style="position:absolute;z-index:251661312;visibility:visible;mso-wrap-style:square;mso-width-percent:0;mso-height-percent:0;mso-wrap-distance-left:9pt;mso-wrap-distance-top:0;mso-wrap-distance-right:9pt;mso-wrap-distance-bottom:0;mso-position-horizontal:absolute;mso-position-horizontal-relative:text;mso-position-vertical:absolute;mso-position-vertical-relative:text;mso-width-percent:0;mso-height-percent:0;mso-width-relative:page;mso-height-relative:page" from="194.15pt,1.95pt" to="275.75pt,1.95pt" o:gfxdata="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" strokeweight="1pt"/>
             </w:pict>
           </mc:Fallback>
         </mc:AlternateContent>
@@ -514,15 +499,7 @@
           <w:sz w:val="28"/>
           <w:szCs w:val="28"/>
         </w:rPr>
-        <w:t>Căn cứ {can_cu_phap_ly</w:t>
-      </w:r>
-      <w:r>
-        <w:rPr>
-          <w:i/>
-          <w:sz w:val="28"/>
-          <w:szCs w:val="28"/>
-        </w:rPr>
-        <w:t>}</w:t>
+        <w:t>Căn cứ {can_cu_phap_ly}</w:t>
       </w:r>
     </w:p>
     <w:p>
@@ -543,8 +520,18 @@
           <w:sz w:val="28"/>
           <w:szCs w:val="28"/>
         </w:rPr>
-        <w:t>Căn cứ Quyết định số 12/2025/QĐ-UBND ngày 01/7/2025 của Uỷ ban nhân dân tỉnh Bắc Ninh ban hành Quy định về chức năng, nhiệm vụ, quyền hạn của Sở Xây dựng tỉnh Bắc Ninh;</w:t>
-      </w:r>
+        <w:t xml:space="preserve">Căn cứ Quyết định số 12/2025/QĐ-UBND ngày 01/7/2025 của Uỷ ban nhân dân tỉnh Bắc Ninh ban hành Quy định về chức năng, nhiệm vụ, quyền hạn của Sở Xây dựng tỉnh Bắc </w:t>
+      </w:r>
+      <w:proofErr w:type="gramStart"/>
+      <w:r>
+        <w:rPr>
+          <w:i/>
+          <w:sz w:val="28"/>
+          <w:szCs w:val="28"/>
+        </w:rPr>
+        <w:t>Ninh;</w:t>
+      </w:r>
+      <w:proofErr w:type="gramEnd"/>
     </w:p>
     <w:p>
       <w:pPr>
@@ -564,8 +551,18 @@
           <w:sz w:val="28"/>
           <w:szCs w:val="28"/>
         </w:rPr>
-        <w:t>Căn cứ Văn bản thông báo ngừng hoạt động kinh doanh vận tải bằng xe ô tô của đơn vị vận tải (chi tiết tại Phụ lục đính kèm);</w:t>
-      </w:r>
+        <w:t>Căn cứ Văn bản thông báo ngừng hoạt động kinh doanh vận tải bằng xe ô tô của đơn vị vận tải (chi tiết tại Phụ lục đính kèm</w:t>
+      </w:r>
+      <w:proofErr w:type="gramStart"/>
+      <w:r>
+        <w:rPr>
+          <w:i/>
+          <w:sz w:val="28"/>
+          <w:szCs w:val="28"/>
+        </w:rPr>
+        <w:t>);</w:t>
+      </w:r>
+      <w:proofErr w:type="gramEnd"/>
     </w:p>
     <w:p>
       <w:pPr>
@@ -601,7 +598,31 @@
           <w:sz w:val="28"/>
           <w:szCs w:val="28"/>
         </w:rPr>
-        <w:t>Theo đề nghị của Trưởng phòng Vận tải và An toàn giao thông.</w:t>
+        <w:t xml:space="preserve">Theo đề nghị của Trưởng phòng Vận tải và </w:t>
+      </w:r>
+      <w:proofErr w:type="gramStart"/>
+      <w:r>
+        <w:rPr>
+          <w:bCs/>
+          <w:i/>
+          <w:iCs/>
+          <w:spacing w:val="-4"/>
+          <w:sz w:val="28"/>
+          <w:szCs w:val="28"/>
+        </w:rPr>
+        <w:t>An</w:t>
+      </w:r>
+      <w:proofErr w:type="gramEnd"/>
+      <w:r>
+        <w:rPr>
+          <w:bCs/>
+          <w:i/>
+          <w:iCs/>
+          <w:spacing w:val="-4"/>
+          <w:sz w:val="28"/>
+          <w:szCs w:val="28"/>
+        </w:rPr>
+        <w:t xml:space="preserve"> toàn giao thông.</w:t>
       </w:r>
     </w:p>
     <w:p>
@@ -753,7 +774,27 @@
           <w:sz w:val="28"/>
           <w:szCs w:val="28"/>
         </w:rPr>
-        <w:t xml:space="preserve">Giao Phòng Vận tải &amp; An toàn giao thông thực hiện chuyển trạng thái Giấy phép kinh doanh vận tải </w:t>
+        <w:t xml:space="preserve">Giao Phòng Vận tải &amp; </w:t>
+      </w:r>
+      <w:proofErr w:type="gramStart"/>
+      <w:r>
+        <w:rPr>
+          <w:bCs/>
+          <w:spacing w:val="-4"/>
+          <w:sz w:val="28"/>
+          <w:szCs w:val="28"/>
+        </w:rPr>
+        <w:t>An</w:t>
+      </w:r>
+      <w:proofErr w:type="gramEnd"/>
+      <w:r>
+        <w:rPr>
+          <w:bCs/>
+          <w:spacing w:val="-4"/>
+          <w:sz w:val="28"/>
+          <w:szCs w:val="28"/>
+        </w:rPr>
+        <w:t xml:space="preserve"> toàn giao thông thực hiện chuyển trạng thái Giấy phép kinh doanh vận tải </w:t>
       </w:r>
       <w:r>
         <w:rPr>
@@ -844,7 +885,25 @@
           <w:sz w:val="28"/>
           <w:szCs w:val="28"/>
         </w:rPr>
-        <w:t>&amp; An toàn giao thông, các</w:t>
+        <w:t xml:space="preserve">&amp; </w:t>
+      </w:r>
+      <w:proofErr w:type="gramStart"/>
+      <w:r>
+        <w:rPr>
+          <w:bCs/>
+          <w:sz w:val="28"/>
+          <w:szCs w:val="28"/>
+        </w:rPr>
+        <w:t>An</w:t>
+      </w:r>
+      <w:proofErr w:type="gramEnd"/>
+      <w:r>
+        <w:rPr>
+          <w:bCs/>
+          <w:sz w:val="28"/>
+          <w:szCs w:val="28"/>
+        </w:rPr>
+        <w:t xml:space="preserve"> toàn giao thông, các</w:t>
       </w:r>
       <w:r>
         <w:rPr>
@@ -914,38 +973,41 @@
                 <w:sz w:val="22"/>
                 <w:szCs w:val="22"/>
               </w:rPr>
-              <w:t>- Như Điều 3;</w:t>
-            </w:r>
-          </w:p>
-          <w:p>
-            <w:pPr>
+              <w:t xml:space="preserve">- Như Điều </w:t>
+            </w:r>
+            <w:proofErr w:type="gramStart"/>
+            <w:r>
               <w:rPr>
                 <w:sz w:val="22"/>
                 <w:szCs w:val="22"/>
               </w:rPr>
-            </w:pPr>
-            <w:r>
+              <w:t>3;</w:t>
+            </w:r>
+            <w:proofErr w:type="gramEnd"/>
+          </w:p>
+          <w:p>
+            <w:pPr>
               <w:rPr>
                 <w:sz w:val="22"/>
                 <w:szCs w:val="22"/>
               </w:rPr>
-              <w:t>- UBND tỉnh (b/c);</w:t>
-            </w:r>
-          </w:p>
-          <w:p>
-            <w:pPr>
+            </w:pPr>
+            <w:r>
               <w:rPr>
                 <w:sz w:val="22"/>
                 <w:szCs w:val="22"/>
               </w:rPr>
-            </w:pPr>
+              <w:t>- UBND tỉnh (b/c</w:t>
+            </w:r>
+            <w:proofErr w:type="gramStart"/>
             <w:r>
               <w:rPr>
                 <w:sz w:val="22"/>
                 <w:szCs w:val="22"/>
               </w:rPr>
-              <w:t>- GĐ và các PGĐ Sở;</w:t>
-            </w:r>
+              <w:t>);</w:t>
+            </w:r>
+            <w:proofErr w:type="gramEnd"/>
           </w:p>
           <w:p>
             <w:pPr>
@@ -959,38 +1021,41 @@
                 <w:sz w:val="22"/>
                 <w:szCs w:val="22"/>
               </w:rPr>
-              <w:t>- Thuế tỉnh Bắc Ninh (p/h);</w:t>
-            </w:r>
-          </w:p>
-          <w:p>
-            <w:pPr>
+              <w:t xml:space="preserve">- GĐ và các PGĐ </w:t>
+            </w:r>
+            <w:proofErr w:type="gramStart"/>
+            <w:r>
               <w:rPr>
                 <w:sz w:val="22"/>
                 <w:szCs w:val="22"/>
               </w:rPr>
-            </w:pPr>
-            <w:r>
+              <w:t>Sở;</w:t>
+            </w:r>
+            <w:proofErr w:type="gramEnd"/>
+          </w:p>
+          <w:p>
+            <w:pPr>
               <w:rPr>
                 <w:sz w:val="22"/>
                 <w:szCs w:val="22"/>
               </w:rPr>
-              <w:t>- Sở Xây dựng các tỉnh, thành phố (p/h);</w:t>
-            </w:r>
-          </w:p>
-          <w:p>
-            <w:pPr>
+            </w:pPr>
+            <w:r>
               <w:rPr>
                 <w:sz w:val="22"/>
                 <w:szCs w:val="22"/>
               </w:rPr>
-            </w:pPr>
+              <w:t>- Thuế tỉnh Bắc Ninh (p/h</w:t>
+            </w:r>
+            <w:proofErr w:type="gramStart"/>
             <w:r>
               <w:rPr>
                 <w:sz w:val="22"/>
                 <w:szCs w:val="22"/>
               </w:rPr>
-              <w:t>- UBND xã, phường nơi đơn vị đặt trụ sở (p/h);</w:t>
-            </w:r>
+              <w:t>);</w:t>
+            </w:r>
+            <w:proofErr w:type="gramEnd"/>
           </w:p>
           <w:p>
             <w:pPr>
@@ -1004,8 +1069,65 @@
                 <w:sz w:val="22"/>
                 <w:szCs w:val="22"/>
               </w:rPr>
-              <w:t>- Văn phòng Sở (đăng Website);</w:t>
-            </w:r>
+              <w:t>- Sở Xây dựng các tỉnh, thành phố (p/h</w:t>
+            </w:r>
+            <w:proofErr w:type="gramStart"/>
+            <w:r>
+              <w:rPr>
+                <w:sz w:val="22"/>
+                <w:szCs w:val="22"/>
+              </w:rPr>
+              <w:t>);</w:t>
+            </w:r>
+            <w:proofErr w:type="gramEnd"/>
+          </w:p>
+          <w:p>
+            <w:pPr>
+              <w:rPr>
+                <w:sz w:val="22"/>
+                <w:szCs w:val="22"/>
+              </w:rPr>
+            </w:pPr>
+            <w:r>
+              <w:rPr>
+                <w:sz w:val="22"/>
+                <w:szCs w:val="22"/>
+              </w:rPr>
+              <w:t>- UBND xã, phường nơi đơn vị đặt trụ sở (p/h</w:t>
+            </w:r>
+            <w:proofErr w:type="gramStart"/>
+            <w:r>
+              <w:rPr>
+                <w:sz w:val="22"/>
+                <w:szCs w:val="22"/>
+              </w:rPr>
+              <w:t>);</w:t>
+            </w:r>
+            <w:proofErr w:type="gramEnd"/>
+          </w:p>
+          <w:p>
+            <w:pPr>
+              <w:rPr>
+                <w:sz w:val="22"/>
+                <w:szCs w:val="22"/>
+              </w:rPr>
+            </w:pPr>
+            <w:r>
+              <w:rPr>
+                <w:sz w:val="22"/>
+                <w:szCs w:val="22"/>
+              </w:rPr>
+              <w:t>- Văn phòng Sở (đăng Website</w:t>
+            </w:r>
+            <w:proofErr w:type="gramStart"/>
+            <w:r>
+              <w:rPr>
+                <w:sz w:val="22"/>
+                <w:szCs w:val="22"/>
+              </w:rPr>
+              <w:t>);</w:t>
+            </w:r>
+            <w:proofErr w:type="gramEnd"/>
           </w:p>
           <w:p>
             <w:pPr>
@@ -1158,6 +1280,7 @@
         <w:sectPr>
           <w:headerReference w:type="even" r:id="rId6"/>
           <w:headerReference w:type="default" r:id="rId7"/>
+          <w:headerReference w:type="first" r:id="rId8"/>
           <w:pgSz w:w="11907" w:h="16840" w:code="9"/>
           <w:pgMar w:top="1138" w:right="850" w:bottom="1138" w:left="1699" w:header="706" w:footer="706" w:gutter="0"/>
           <w:cols w:space="708"/>
@@ -1469,14 +1592,25 @@
                 <w:szCs w:val="20"/>
               </w:rPr>
             </w:pPr>
-            <w:r>
-              <w:rPr>
-                <w:b/>
-                <w:bCs/>
-                <w:sz w:val="20"/>
-                <w:szCs w:val="20"/>
-              </w:rPr>
-              <w:t>Lý do thu hồi</w:t>
+            <w:proofErr w:type="gramStart"/>
+            <w:r>
+              <w:rPr>
+                <w:b/>
+                <w:bCs/>
+                <w:sz w:val="20"/>
+                <w:szCs w:val="20"/>
+              </w:rPr>
+              <w:t>Lý</w:t>
+            </w:r>
+            <w:proofErr w:type="gramEnd"/>
+            <w:r>
+              <w:rPr>
+                <w:b/>
+                <w:bCs/>
+                <w:sz w:val="20"/>
+                <w:szCs w:val="20"/>
+              </w:rPr>
+              <w:t xml:space="preserve"> do thu hồi</w:t>
             </w:r>
           </w:p>
         </w:tc>
@@ -1542,14 +1676,7 @@
                 <w:sz w:val="2"/>
                 <w:szCs w:val="2"/>
               </w:rPr>
-              <w:t>{#don_vi_list}</w:t>
-            </w:r>
-            <w:r>
-              <w:rPr>
-                <w:sz w:val="2"/>
-                <w:szCs w:val="2"/>
-              </w:rPr>
-              <w:t xml:space="preserve"> </w:t>
+              <w:t xml:space="preserve">{#don_vi_list} </w:t>
             </w:r>
             <w:r>
               <w:rPr>
@@ -1785,14 +1912,30 @@
                 <w:sz w:val="20"/>
                 <w:szCs w:val="20"/>
               </w:rPr>
-              <w:t>{can_cu_thu_hoi}</w:t>
+              <w:t>{can_cu_thu_</w:t>
+            </w:r>
+            <w:proofErr w:type="gramStart"/>
+            <w:r>
+              <w:rPr>
+                <w:sz w:val="20"/>
+                <w:szCs w:val="20"/>
+              </w:rPr>
+              <w:t>hoi}</w:t>
             </w:r>
             <w:r>
               <w:rPr>
                 <w:sz w:val="4"/>
                 <w:szCs w:val="4"/>
               </w:rPr>
-              <w:t>{/don_vi_list}</w:t>
+              <w:t>{</w:t>
+            </w:r>
+            <w:proofErr w:type="gramEnd"/>
+            <w:r>
+              <w:rPr>
+                <w:sz w:val="4"/>
+                <w:szCs w:val="4"/>
+              </w:rPr>
+              <w:t>/don_vi_list}</w:t>
             </w:r>
           </w:p>
         </w:tc>
@@ -1804,21 +1947,6 @@
           <w:tab w:val="left" w:pos="0"/>
         </w:tabs>
         <w:spacing w:after="120"/>
-        <w:jc w:val="center"/>
-        <w:rPr>
-          <w:b/>
-          <w:sz w:val="28"/>
-          <w:szCs w:val="28"/>
-        </w:rPr>
-      </w:pPr>
-    </w:p>
-    <w:p>
-      <w:pPr>
-        <w:tabs>
-          <w:tab w:val="left" w:pos="0"/>
-        </w:tabs>
-        <w:spacing w:after="120"/>
-        <w:jc w:val="center"/>
         <w:rPr>
           <w:b/>
           <w:sz w:val="28"/>
@@ -1829,6 +1957,7 @@
     <w:sectPr>
       <w:pgSz w:w="16840" w:h="11907" w:orient="landscape" w:code="9"/>
       <w:pgMar w:top="1134" w:right="851" w:bottom="1134" w:left="851" w:header="709" w:footer="709" w:gutter="0"/>
+      <w:pgNumType w:start="1"/>
       <w:cols w:space="708"/>
       <w:titlePg/>
       <w:docGrid w:linePitch="360"/>
@@ -1914,14 +2043,51 @@
 
 <file path=word/header2.xml><?xml version="1.0" encoding="utf-8"?>
 <w:hdr xmlns:wpc="http://schemas.microsoft.com/office/word/2010/wordprocessingCanvas" xmlns:cx="http://schemas.microsoft.com/office/drawing/2014/chartex" xmlns:cx1="http://schemas.microsoft.com/office/drawing/2015/9/8/chartex" xmlns:cx2="http://schemas.microsoft.com/office/drawing/2015/10/21/chartex" xmlns:cx3="http://schemas.microsoft.com/office/drawing/2016/5/9/chartex" xmlns:cx4="http://schemas.microsoft.com/office/drawing/2016/5/10/chartex" xmlns:cx5="http://schemas.microsoft.com/office/drawing/2016/5/11/chartex" xmlns:cx6="http://schemas.microsoft.com/office/drawing/2016/5/12/chartex" xmlns:cx7="http://schemas.microsoft.com/office/drawing/2016/5/13/chartex" xmlns:cx8="http://schemas.microsoft.com/office/drawing/2016/5/14/chartex" xmlns:mc="http://schemas.openxmlformats.org/markup-compatibility/2006" xmlns:aink="http://schemas.microsoft.com/office/drawing/2016/ink" xmlns:am3d="http://schemas.microsoft.com/office/drawing/2017/model3d" xmlns:o="urn:schemas-microsoft-com:office:office" xmlns:oel="http://schemas.microsoft.com/office/2019/extlst" xmlns:r="http://schemas.openxmlformats.org/officeDocument/2006/relationships" xmlns:m="http://schemas.openxmlformats.org/officeDocument/2006/math" xmlns:v="urn:schemas-microsoft-com:vml" xmlns:wp14="http://schemas.microsoft.com/office/word/2010/wordprocessingDrawing" xmlns:wp="http://schemas.openxmlformats.org/drawingml/2006/wordprocessingDrawing" xmlns:w10="urn:schemas-microsoft-com:office:word" xmlns:w="http://schemas.openxmlformats.org/wordprocessingml/2006/main" xmlns:w14="http://schemas.microsoft.com/office/word/2010/wordml" xmlns:w15="http://schemas.microsoft.com/office/word/2012/wordml" xmlns:w16cex="http://schemas.microsoft.com/office/word/2018/wordml/cex" xmlns:w16cid="http://schemas.microsoft.com/office/word/2016/wordml/cid" xmlns:w16="http://schemas.microsoft.com/office/word/2018/wordml" xmlns:w16du="http://schemas.microsoft.com/office/word/2023/wordml/word16du" xmlns:w16sdtdh="http://schemas.microsoft.com/office/word/2020/wordml/sdtdatahash" xmlns:w16sdtfl="http://schemas.microsoft.com/office/word/2024/wordml/sdtformatlock" xmlns:w16se="http://schemas.microsoft.com/office/word/2015/wordml/symex" xmlns:wpg="http://schemas.microsoft.com/office/word/2010/wordprocessingGroup" xmlns:wpi="http://schemas.microsoft.com/office/word/2010/wordprocessingInk" xmlns:wne="http://schemas.microsoft.com/office/word/2006/wordml" xmlns:wps="http://schemas.microsoft.com/office/word/2010/wordprocessingShape" mc:Ignorable="w14 w15 w16se w16cid w16 w16cex w16sdtdh w16sdtfl w16du wp14">
+  <w:sdt>
+    <w:sdtPr>
+      <w:id w:val="1015960606"/>
+      <w:docPartObj>
+        <w:docPartGallery w:val="Page Numbers (Top of Page)"/>
+        <w:docPartUnique/>
+      </w:docPartObj>
+    </w:sdtPr>
+    <w:sdtContent>
+      <w:p>
+        <w:pPr>
+          <w:pStyle w:val="Header"/>
+          <w:jc w:val="center"/>
+        </w:pPr>
+        <w:r>
+          <w:fldChar w:fldCharType="begin"/>
+        </w:r>
+        <w:r>
+          <w:instrText>PAGE   \* MERGEFORMAT</w:instrText>
+        </w:r>
+        <w:r>
+          <w:fldChar w:fldCharType="separate"/>
+        </w:r>
+        <w:r>
+          <w:rPr>
+            <w:lang w:val="en-GB"/>
+          </w:rPr>
+          <w:t>2</w:t>
+        </w:r>
+        <w:r>
+          <w:fldChar w:fldCharType="end"/>
+        </w:r>
+      </w:p>
+    </w:sdtContent>
+  </w:sdt>
+</w:hdr>
+</file>
+
+<file path=word/header3.xml><?xml version="1.0" encoding="utf-8"?>
+<w:hdr xmlns:wpc="http://schemas.microsoft.com/office/word/2010/wordprocessingCanvas" xmlns:cx="http://schemas.microsoft.com/office/drawing/2014/chartex" xmlns:cx1="http://schemas.microsoft.com/office/drawing/2015/9/8/chartex" xmlns:cx2="http://schemas.microsoft.com/office/drawing/2015/10/21/chartex" xmlns:cx3="http://schemas.microsoft.com/office/drawing/2016/5/9/chartex" xmlns:cx4="http://schemas.microsoft.com/office/drawing/2016/5/10/chartex" xmlns:cx5="http://schemas.microsoft.com/office/drawing/2016/5/11/chartex" xmlns:cx6="http://schemas.microsoft.com/office/drawing/2016/5/12/chartex" xmlns:cx7="http://schemas.microsoft.com/office/drawing/2016/5/13/chartex" xmlns:cx8="http://schemas.microsoft.com/office/drawing/2016/5/14/chartex" xmlns:mc="http://schemas.openxmlformats.org/markup-compatibility/2006" xmlns:aink="http://schemas.microsoft.com/office/drawing/2016/ink" xmlns:am3d="http://schemas.microsoft.com/office/drawing/2017/model3d" xmlns:o="urn:schemas-microsoft-com:office:office" xmlns:oel="http://schemas.microsoft.com/office/2019/extlst" xmlns:r="http://schemas.openxmlformats.org/officeDocument/2006/relationships" xmlns:m="http://schemas.openxmlformats.org/officeDocument/2006/math" xmlns:v="urn:schemas-microsoft-com:vml" xmlns:wp14="http://schemas.microsoft.com/office/word/2010/wordprocessingDrawing" xmlns:wp="http://schemas.openxmlformats.org/drawingml/2006/wordprocessingDrawing" xmlns:w10="urn:schemas-microsoft-com:office:word" xmlns:w="http://schemas.openxmlformats.org/wordprocessingml/2006/main" xmlns:w14="http://schemas.microsoft.com/office/word/2010/wordml" xmlns:w15="http://schemas.microsoft.com/office/word/2012/wordml" xmlns:w16cex="http://schemas.microsoft.com/office/word/2018/wordml/cex" xmlns:w16cid="http://schemas.microsoft.com/office/word/2016/wordml/cid" xmlns:w16="http://schemas.microsoft.com/office/word/2018/wordml" xmlns:w16du="http://schemas.microsoft.com/office/word/2023/wordml/word16du" xmlns:w16sdtdh="http://schemas.microsoft.com/office/word/2020/wordml/sdtdatahash" xmlns:w16sdtfl="http://schemas.microsoft.com/office/word/2024/wordml/sdtformatlock" xmlns:w16se="http://schemas.microsoft.com/office/word/2015/wordml/symex" xmlns:wpg="http://schemas.microsoft.com/office/word/2010/wordprocessingGroup" xmlns:wpi="http://schemas.microsoft.com/office/word/2010/wordprocessingInk" xmlns:wne="http://schemas.microsoft.com/office/word/2006/wordml" xmlns:wps="http://schemas.microsoft.com/office/word/2010/wordprocessingShape" mc:Ignorable="w14 w15 w16se w16cid w16 w16cex w16sdtdh w16sdtfl w16du wp14">
   <w:p>
     <w:pPr>
       <w:pStyle w:val="Header"/>
       <w:jc w:val="center"/>
     </w:pPr>
-    <w:r>
-      <w:t>2</w:t>
-    </w:r>
   </w:p>
 </w:hdr>
 </file>
@@ -2444,6 +2610,8 @@
   <w:style w:type="paragraph" w:styleId="Header">
     <w:name w:val="header"/>
     <w:basedOn w:val="Normal"/>
+    <w:link w:val="HeaderChar"/>
+    <w:uiPriority w:val="99"/>
     <w:rsid w:val="00FF555F"/>
     <w:pPr>
       <w:tabs>
@@ -2523,6 +2691,18 @@
       <w:bCs/>
       <w:sz w:val="28"/>
       <w:szCs w:val="28"/>
+    </w:rPr>
+  </w:style>
+  <w:style w:type="character" w:customStyle="1" w:styleId="HeaderChar">
+    <w:name w:val="Header Char"/>
+    <w:basedOn w:val="DefaultParagraphFont"/>
+    <w:link w:val="Header"/>
+    <w:uiPriority w:val="99"/>
+    <w:rsid w:val="00B82F3E"/>
+    <w:rPr>
+      <w:rFonts w:ascii="Times New Roman" w:eastAsia="Times New Roman" w:hAnsi="Times New Roman"/>
+      <w:sz w:val="24"/>
+      <w:szCs w:val="24"/>
     </w:rPr>
   </w:style>
 </w:styles>
